--- a/plantillas/declaracion-jurada-compromiso-actualizacion.docx
+++ b/plantillas/declaracion-jurada-compromiso-actualizacion.docx
@@ -99,7 +99,7 @@
           <w:rFonts w:ascii="Arial" w:cs="Arial" w:eastAsia="Arial" w:hAnsi="Arial"/>
           <w:rtl w:val="0"/>
         </w:rPr>
-        <w:t xml:space="preserve">2. La empresa se compromete a comunicar oportunamente al IIMP cualquier cambio en su representación legal, estructura societaria, domicilio u otra información relevante proporcionada, durante la vigencia del contrato para </w:t>
+        <w:t xml:space="preserve">2. La empresa se compromete a comunicar oportunamente al IIMP cualquier cambio en su representación legal, estructura societaria, domicilio u otra información relevante proporcionada, durante la vigencia de la debida diligencia (6 meses desde su aprobación; la fecha de cese es la fecha de vencimiento registrada) para </w:t>
       </w:r>
       <w:r>
         <w:rPr>
